--- a/06_manuscript/ijir_v0_3_5_20260728/03_submission_files/IJIR_Cover_Letter_v0_3_5.docx
+++ b/06_manuscript/ijir_v0_3_5_20260728/03_submission_files/IJIR_Cover_Letter_v0_3_5.docx
@@ -88,7 +88,7 @@
         <w:widowControl w:val="0"/>
       </w:pPr>
       <w:r>
-        <w:t>The work is original, is not under consideration elsewhere, and was approved by all authors. The authors declare no competing interests. Only deidentified summary statistics were used. The complete submission-associated code, frozen outputs, derived audits, provenance records, and supplementary materials are archived in GitHub release v0.3.5 and Zenodo (version DOI 10.5281/zenodo.21630442; concept DOI 10.5281/zenodo.21456670).</w:t>
+        <w:t>The work is original, is not under consideration elsewhere, and was approved by all authors. The authors declare no competing interests. Only deidentified summary statistics were used. The complete submission-associated code, frozen outputs, derived audits, provenance records, and supplementary materials are archived in GitHub release v0.3.5 and Zenodo (version DOI 10.5281/zenodo.21630618; concept DOI 10.5281/zenodo.21456670).</w:t>
       </w:r>
     </w:p>
     <w:p>

--- a/06_manuscript/ijir_v0_3_5_20260728/03_submission_files/IJIR_Cover_Letter_v0_3_5.docx
+++ b/06_manuscript/ijir_v0_3_5_20260728/03_submission_files/IJIR_Cover_Letter_v0_3_5.docx
@@ -88,7 +88,7 @@
         <w:widowControl w:val="0"/>
       </w:pPr>
       <w:r>
-        <w:t>The work is original, is not under consideration elsewhere, and was approved by all authors. The authors declare no competing interests. Only deidentified summary statistics were used. The complete submission-associated code, frozen outputs, derived audits, provenance records, and supplementary materials are archived in GitHub release v0.3.5 and Zenodo (version DOI 10.5281/zenodo.21630618; concept DOI 10.5281/zenodo.21456670).</w:t>
+        <w:t>The work is original, is not under consideration elsewhere, and was approved by all authors. The authors declare no competing interests. Only deidentified summary statistics were used. The complete submission-associated code, frozen outputs, derived audits, provenance records, and supplementary materials are archived in GitHub release v0.3.5 and Zenodo (version DOI 10.5281/zenodo.21630730; concept DOI 10.5281/zenodo.21456670).</w:t>
       </w:r>
     </w:p>
     <w:p>
